--- a/Proposte Power App.docx
+++ b/Proposte Power App.docx
@@ -1,6 +1,6 @@
 
 <file path=word/document.xml><?xml version="1.0" encoding="utf-8"?>
-<w:document xmlns:wpc="http://schemas.microsoft.com/office/word/2010/wordprocessingCanvas" xmlns:cx="http://schemas.microsoft.com/office/drawing/2014/chartex" xmlns:cx1="http://schemas.microsoft.com/office/drawing/2015/9/8/chartex" xmlns:cx2="http://schemas.microsoft.com/office/drawing/2015/10/21/chartex" xmlns:cx3="http://schemas.microsoft.com/office/drawing/2016/5/9/chartex" xmlns:cx4="http://schemas.microsoft.com/office/drawing/2016/5/10/chartex" xmlns:cx5="http://schemas.microsoft.com/office/drawing/2016/5/11/chartex" xmlns:cx6="http://schemas.microsoft.com/office/drawing/2016/5/12/chartex" xmlns:cx7="http://schemas.microsoft.com/office/drawing/2016/5/13/chartex" xmlns:cx8="http://schemas.microsoft.com/office/drawing/2016/5/14/chartex" xmlns:mc="http://schemas.openxmlformats.org/markup-compatibility/2006" xmlns:aink="http://schemas.microsoft.com/office/drawing/2016/ink" xmlns:am3d="http://schemas.microsoft.com/office/drawing/2017/model3d" xmlns:o="urn:schemas-microsoft-com:office:office" xmlns:oel="http://schemas.microsoft.com/office/2019/extlst" xmlns:r="http://schemas.openxmlformats.org/officeDocument/2006/relationships" xmlns:m="http://schemas.openxmlformats.org/officeDocument/2006/math" xmlns:v="urn:schemas-microsoft-com:vml" xmlns:wp14="http://schemas.microsoft.com/office/word/2010/wordprocessingDrawing" xmlns:wp="http://schemas.openxmlformats.org/drawingml/2006/wordprocessingDrawing" xmlns:w10="urn:schemas-microsoft-com:office:word" xmlns:w="http://schemas.openxmlformats.org/wordprocessingml/2006/main" xmlns:w14="http://schemas.microsoft.com/office/word/2010/wordml" xmlns:w15="http://schemas.microsoft.com/office/word/2012/wordml" xmlns:w16cei="http://schemas.microsoft.com/office/word/2026/wordml/cei" xmlns:w16cex="http://schemas.microsoft.com/office/word/2018/wordml/cex" xmlns:w16cid="http://schemas.microsoft.com/office/word/2016/wordml/cid" xmlns:w16="http://schemas.microsoft.com/office/word/2018/wordml" xmlns:w16du="http://schemas.microsoft.com/office/word/2023/wordml/word16du" xmlns:w16sdtdh="http://schemas.microsoft.com/office/word/2020/wordml/sdtdatahash" xmlns:w16sdtfl="http://schemas.microsoft.com/office/word/2024/wordml/sdtformatlock" xmlns:w16se="http://schemas.microsoft.com/office/word/2015/wordml/symex" xmlns:wpg="http://schemas.microsoft.com/office/word/2010/wordprocessingGroup" xmlns:wpi="http://schemas.microsoft.com/office/word/2010/wordprocessingInk" xmlns:wne="http://schemas.microsoft.com/office/word/2006/wordml" xmlns:wps="http://schemas.microsoft.com/office/word/2010/wordprocessingShape" mc:Ignorable="w14 w15 w16se w16cid w16 w16cex w16sdtdh w16sdtfl w16du wp14">
+<w:document xmlns:wpc="http://schemas.microsoft.com/office/word/2010/wordprocessingCanvas" xmlns:cx="http://schemas.microsoft.com/office/drawing/2014/chartex" xmlns:cx1="http://schemas.microsoft.com/office/drawing/2015/9/8/chartex" xmlns:cx2="http://schemas.microsoft.com/office/drawing/2015/10/21/chartex" xmlns:cx3="http://schemas.microsoft.com/office/drawing/2016/5/9/chartex" xmlns:cx4="http://schemas.microsoft.com/office/drawing/2016/5/10/chartex" xmlns:cx5="http://schemas.microsoft.com/office/drawing/2016/5/11/chartex" xmlns:cx6="http://schemas.microsoft.com/office/drawing/2016/5/12/chartex" xmlns:cx7="http://schemas.microsoft.com/office/drawing/2016/5/13/chartex" xmlns:cx8="http://schemas.microsoft.com/office/drawing/2016/5/14/chartex" xmlns:mc="http://schemas.openxmlformats.org/markup-compatibility/2006" xmlns:aink="http://schemas.microsoft.com/office/drawing/2016/ink" xmlns:am3d="http://schemas.microsoft.com/office/drawing/2017/model3d" xmlns:o="urn:schemas-microsoft-com:office:office" xmlns:oel="http://schemas.microsoft.com/office/2019/extlst" xmlns:r="http://schemas.openxmlformats.org/officeDocument/2006/relationships" xmlns:m="http://schemas.openxmlformats.org/officeDocument/2006/math" xmlns:v="urn:schemas-microsoft-com:vml" xmlns:wp14="http://schemas.microsoft.com/office/word/2010/wordprocessingDrawing" xmlns:wp="http://schemas.openxmlformats.org/drawingml/2006/wordprocessingDrawing" xmlns:w10="urn:schemas-microsoft-com:office:word" xmlns:w="http://schemas.openxmlformats.org/wordprocessingml/2006/main" xmlns:w14="http://schemas.microsoft.com/office/word/2010/wordml" xmlns:w15="http://schemas.microsoft.com/office/word/2012/wordml" xmlns:w16cex="http://schemas.microsoft.com/office/word/2018/wordml/cex" xmlns:w16cid="http://schemas.microsoft.com/office/word/2016/wordml/cid" xmlns:w16="http://schemas.microsoft.com/office/word/2018/wordml" xmlns:w16du="http://schemas.microsoft.com/office/word/2023/wordml/word16du" xmlns:w16sdtdh="http://schemas.microsoft.com/office/word/2020/wordml/sdtdatahash" xmlns:w16sdtfl="http://schemas.microsoft.com/office/word/2024/wordml/sdtformatlock" xmlns:w16se="http://schemas.microsoft.com/office/word/2015/wordml/symex" xmlns:wpg="http://schemas.microsoft.com/office/word/2010/wordprocessingGroup" xmlns:wpi="http://schemas.microsoft.com/office/word/2010/wordprocessingInk" xmlns:wne="http://schemas.microsoft.com/office/word/2006/wordml" xmlns:wps="http://schemas.microsoft.com/office/word/2010/wordprocessingShape" mc:Ignorable="w14 w15 w16se w16cid w16 w16cex w16sdtdh w16sdtfl w16du wp14">
   <w:body>
     <w:p>
       <w:pPr>
@@ -172,13 +172,13 @@
         <w:t xml:space="preserve">Quando questa modalità è attiva, per ogni erede viene chiesta la percentuale che gli spetta e l’app applica quella percentuale a tutti i comparti. </w:t>
       </w:r>
       <w:r>
-        <w:t>Questo è il caso più comune. Se invece a un erede spetta</w:t>
-      </w:r>
-      <w:r>
-        <w:t>r4e</w:t>
-      </w:r>
-      <w:r>
-        <w:t>no percentuali diverse per comparti diversi è possibile disattivare questa modalità e inserire a mano le quote per ogni comparto.</w:t>
+        <w:t xml:space="preserve">Questo è il caso più comune. Se invece a un erede </w:t>
+      </w:r>
+      <w:r>
+        <w:t>spettano</w:t>
+      </w:r>
+      <w:r>
+        <w:t xml:space="preserve"> percentuali diverse per comparti diversi è possibile disattivare questa modalità e inserire a mano le quote per ogni comparto.</w:t>
       </w:r>
     </w:p>
     <w:p>
@@ -191,7 +191,7 @@
     </w:p>
     <w:p>
       <w:r>
-        <w:t xml:space="preserve">Quando si avvia il processo di creazione di un nuovo report, l’app chiede i dati del defunto, del suo dossier e di elencare i suoi comparti. Fatto questo si passa alla schermata successiva, dove viene chiesto di elencare i dati degli eredi.  </w:t>
+        <w:t xml:space="preserve">Quando si avvia il processo di creazione di un nuovo report, l’app chiede i dati del defunto, del suo dossier e di elencare i suoi comparti. Fatto questo si passa alla schermata successiva, dove viene chiesto di elencare i dati degli eredi. </w:t>
       </w:r>
       <w:r>
         <w:t>In questa schermata è possibile attivare e disattivare la modalità di suddivisione a percentuale fissa.</w:t>
@@ -378,15 +378,7 @@
         <w:ind w:left="993" w:firstLine="141"/>
       </w:pPr>
       <w:r>
-        <w:t xml:space="preserve">Non tutti i clienti hanno SPID o comunque non tutti lo sanno </w:t>
-      </w:r>
-      <w:proofErr w:type="gramStart"/>
-      <w:r>
-        <w:t>usare, dunque</w:t>
-      </w:r>
-      <w:proofErr w:type="gramEnd"/>
-      <w:r>
-        <w:t xml:space="preserve"> sarebbe meglio avere almeno un altro metodo.</w:t>
+        <w:t>Non tutti i clienti hanno SPID o comunque non tutti lo sanno usare, dunque sarebbe meglio avere almeno un altro metodo.</w:t>
       </w:r>
     </w:p>
     <w:p>
@@ -434,13 +426,8 @@
         <w:t xml:space="preserve"> (</w:t>
       </w:r>
       <w:r>
-        <w:t xml:space="preserve">Optical Character </w:t>
-      </w:r>
-      <w:proofErr w:type="spellStart"/>
-      <w:r>
-        <w:t>Recognition</w:t>
-      </w:r>
-      <w:proofErr w:type="spellEnd"/>
+        <w:t>Optical Character Recognition</w:t>
+      </w:r>
       <w:r>
         <w:t>)</w:t>
       </w:r>
@@ -637,15 +624,7 @@
         <w:ind w:left="851"/>
       </w:pPr>
       <w:r>
-        <w:t xml:space="preserve">Sistema resistente agli errori. </w:t>
-      </w:r>
-      <w:proofErr w:type="gramStart"/>
-      <w:r>
-        <w:t>Inoltre</w:t>
-      </w:r>
-      <w:proofErr w:type="gramEnd"/>
-      <w:r>
-        <w:t xml:space="preserve"> in caso di errori la responsabilità </w:t>
+        <w:t xml:space="preserve">Sistema resistente agli errori. Inoltre in caso di errori la responsabilità </w:t>
       </w:r>
       <w:r>
         <w:t>sarebbe dei clienti</w:t>
@@ -735,23 +714,7 @@
         <w:t xml:space="preserve"> </w:t>
       </w:r>
       <w:r>
-        <w:t>(</w:t>
-      </w:r>
-      <w:proofErr w:type="spellStart"/>
-      <w:r>
-        <w:t>Handwritten</w:t>
-      </w:r>
-      <w:proofErr w:type="spellEnd"/>
-      <w:r>
-        <w:t xml:space="preserve"> Text </w:t>
-      </w:r>
-      <w:proofErr w:type="spellStart"/>
-      <w:r>
-        <w:t>Recognition</w:t>
-      </w:r>
-      <w:proofErr w:type="spellEnd"/>
-      <w:r>
-        <w:t>)</w:t>
+        <w:t>(Handwritten Text Recognition)</w:t>
       </w:r>
       <w:r>
         <w:t xml:space="preserve">, </w:t>
@@ -834,15 +797,7 @@
         </w:numPr>
       </w:pPr>
       <w:r>
-        <w:t xml:space="preserve">I documenti che arrivano non sono sempre composti nello stesso </w:t>
-      </w:r>
-      <w:proofErr w:type="gramStart"/>
-      <w:r>
-        <w:t>formato, dunque</w:t>
-      </w:r>
-      <w:proofErr w:type="gramEnd"/>
-      <w:r>
-        <w:t xml:space="preserve"> può essere complicato costruire i modelli di documento da fornire all’AI dell’app per effettuare il riconoscimento.</w:t>
+        <w:t>I documenti che arrivano non sono sempre composti nello stesso formato, dunque può essere complicato costruire i modelli di documento da fornire all’AI dell’app per effettuare il riconoscimento.</w:t>
       </w:r>
       <w:r>
         <w:br w:type="page"/>
@@ -996,7 +951,7 @@
 </file>
 
 <file path=word/endnotes.xml><?xml version="1.0" encoding="utf-8"?>
-<w:endnotes xmlns:wpc="http://schemas.microsoft.com/office/word/2010/wordprocessingCanvas" xmlns:cx="http://schemas.microsoft.com/office/drawing/2014/chartex" xmlns:cx1="http://schemas.microsoft.com/office/drawing/2015/9/8/chartex" xmlns:cx2="http://schemas.microsoft.com/office/drawing/2015/10/21/chartex" xmlns:cx3="http://schemas.microsoft.com/office/drawing/2016/5/9/chartex" xmlns:cx4="http://schemas.microsoft.com/office/drawing/2016/5/10/chartex" xmlns:cx5="http://schemas.microsoft.com/office/drawing/2016/5/11/chartex" xmlns:cx6="http://schemas.microsoft.com/office/drawing/2016/5/12/chartex" xmlns:cx7="http://schemas.microsoft.com/office/drawing/2016/5/13/chartex" xmlns:cx8="http://schemas.microsoft.com/office/drawing/2016/5/14/chartex" xmlns:mc="http://schemas.openxmlformats.org/markup-compatibility/2006" xmlns:aink="http://schemas.microsoft.com/office/drawing/2016/ink" xmlns:am3d="http://schemas.microsoft.com/office/drawing/2017/model3d" xmlns:o="urn:schemas-microsoft-com:office:office" xmlns:oel="http://schemas.microsoft.com/office/2019/extlst" xmlns:r="http://schemas.openxmlformats.org/officeDocument/2006/relationships" xmlns:m="http://schemas.openxmlformats.org/officeDocument/2006/math" xmlns:v="urn:schemas-microsoft-com:vml" xmlns:wp14="http://schemas.microsoft.com/office/word/2010/wordprocessingDrawing" xmlns:wp="http://schemas.openxmlformats.org/drawingml/2006/wordprocessingDrawing" xmlns:w10="urn:schemas-microsoft-com:office:word" xmlns:w="http://schemas.openxmlformats.org/wordprocessingml/2006/main" xmlns:w14="http://schemas.microsoft.com/office/word/2010/wordml" xmlns:w15="http://schemas.microsoft.com/office/word/2012/wordml" xmlns:w16cei="http://schemas.microsoft.com/office/word/2026/wordml/cei" xmlns:w16cex="http://schemas.microsoft.com/office/word/2018/wordml/cex" xmlns:w16cid="http://schemas.microsoft.com/office/word/2016/wordml/cid" xmlns:w16="http://schemas.microsoft.com/office/word/2018/wordml" xmlns:w16du="http://schemas.microsoft.com/office/word/2023/wordml/word16du" xmlns:w16sdtdh="http://schemas.microsoft.com/office/word/2020/wordml/sdtdatahash" xmlns:w16sdtfl="http://schemas.microsoft.com/office/word/2024/wordml/sdtformatlock" xmlns:w16se="http://schemas.microsoft.com/office/word/2015/wordml/symex" xmlns:wpg="http://schemas.microsoft.com/office/word/2010/wordprocessingGroup" xmlns:wpi="http://schemas.microsoft.com/office/word/2010/wordprocessingInk" xmlns:wne="http://schemas.microsoft.com/office/word/2006/wordml" xmlns:wps="http://schemas.microsoft.com/office/word/2010/wordprocessingShape" mc:Ignorable="w14 w15 w16se w16cid w16 w16cex w16sdtdh w16sdtfl w16du wp14">
+<w:endnotes xmlns:wpc="http://schemas.microsoft.com/office/word/2010/wordprocessingCanvas" xmlns:cx="http://schemas.microsoft.com/office/drawing/2014/chartex" xmlns:cx1="http://schemas.microsoft.com/office/drawing/2015/9/8/chartex" xmlns:cx2="http://schemas.microsoft.com/office/drawing/2015/10/21/chartex" xmlns:cx3="http://schemas.microsoft.com/office/drawing/2016/5/9/chartex" xmlns:cx4="http://schemas.microsoft.com/office/drawing/2016/5/10/chartex" xmlns:cx5="http://schemas.microsoft.com/office/drawing/2016/5/11/chartex" xmlns:cx6="http://schemas.microsoft.com/office/drawing/2016/5/12/chartex" xmlns:cx7="http://schemas.microsoft.com/office/drawing/2016/5/13/chartex" xmlns:cx8="http://schemas.microsoft.com/office/drawing/2016/5/14/chartex" xmlns:mc="http://schemas.openxmlformats.org/markup-compatibility/2006" xmlns:aink="http://schemas.microsoft.com/office/drawing/2016/ink" xmlns:am3d="http://schemas.microsoft.com/office/drawing/2017/model3d" xmlns:o="urn:schemas-microsoft-com:office:office" xmlns:oel="http://schemas.microsoft.com/office/2019/extlst" xmlns:r="http://schemas.openxmlformats.org/officeDocument/2006/relationships" xmlns:m="http://schemas.openxmlformats.org/officeDocument/2006/math" xmlns:v="urn:schemas-microsoft-com:vml" xmlns:wp14="http://schemas.microsoft.com/office/word/2010/wordprocessingDrawing" xmlns:wp="http://schemas.openxmlformats.org/drawingml/2006/wordprocessingDrawing" xmlns:w10="urn:schemas-microsoft-com:office:word" xmlns:w="http://schemas.openxmlformats.org/wordprocessingml/2006/main" xmlns:w14="http://schemas.microsoft.com/office/word/2010/wordml" xmlns:w15="http://schemas.microsoft.com/office/word/2012/wordml" xmlns:w16cex="http://schemas.microsoft.com/office/word/2018/wordml/cex" xmlns:w16cid="http://schemas.microsoft.com/office/word/2016/wordml/cid" xmlns:w16="http://schemas.microsoft.com/office/word/2018/wordml" xmlns:w16du="http://schemas.microsoft.com/office/word/2023/wordml/word16du" xmlns:w16sdtdh="http://schemas.microsoft.com/office/word/2020/wordml/sdtdatahash" xmlns:w16sdtfl="http://schemas.microsoft.com/office/word/2024/wordml/sdtformatlock" xmlns:w16se="http://schemas.microsoft.com/office/word/2015/wordml/symex" xmlns:wpg="http://schemas.microsoft.com/office/word/2010/wordprocessingGroup" xmlns:wpi="http://schemas.microsoft.com/office/word/2010/wordprocessingInk" xmlns:wne="http://schemas.microsoft.com/office/word/2006/wordml" xmlns:wps="http://schemas.microsoft.com/office/word/2010/wordprocessingShape" mc:Ignorable="w14 w15 w16se w16cid w16 w16cex w16sdtdh w16sdtfl w16du wp14">
   <w:endnote w:type="separator" w:id="-1">
     <w:p>
       <w:pPr>
@@ -1021,7 +976,7 @@
 </file>
 
 <file path=word/footnotes.xml><?xml version="1.0" encoding="utf-8"?>
-<w:footnotes xmlns:wpc="http://schemas.microsoft.com/office/word/2010/wordprocessingCanvas" xmlns:cx="http://schemas.microsoft.com/office/drawing/2014/chartex" xmlns:cx1="http://schemas.microsoft.com/office/drawing/2015/9/8/chartex" xmlns:cx2="http://schemas.microsoft.com/office/drawing/2015/10/21/chartex" xmlns:cx3="http://schemas.microsoft.com/office/drawing/2016/5/9/chartex" xmlns:cx4="http://schemas.microsoft.com/office/drawing/2016/5/10/chartex" xmlns:cx5="http://schemas.microsoft.com/office/drawing/2016/5/11/chartex" xmlns:cx6="http://schemas.microsoft.com/office/drawing/2016/5/12/chartex" xmlns:cx7="http://schemas.microsoft.com/office/drawing/2016/5/13/chartex" xmlns:cx8="http://schemas.microsoft.com/office/drawing/2016/5/14/chartex" xmlns:mc="http://schemas.openxmlformats.org/markup-compatibility/2006" xmlns:aink="http://schemas.microsoft.com/office/drawing/2016/ink" xmlns:am3d="http://schemas.microsoft.com/office/drawing/2017/model3d" xmlns:o="urn:schemas-microsoft-com:office:office" xmlns:oel="http://schemas.microsoft.com/office/2019/extlst" xmlns:r="http://schemas.openxmlformats.org/officeDocument/2006/relationships" xmlns:m="http://schemas.openxmlformats.org/officeDocument/2006/math" xmlns:v="urn:schemas-microsoft-com:vml" xmlns:wp14="http://schemas.microsoft.com/office/word/2010/wordprocessingDrawing" xmlns:wp="http://schemas.openxmlformats.org/drawingml/2006/wordprocessingDrawing" xmlns:w10="urn:schemas-microsoft-com:office:word" xmlns:w="http://schemas.openxmlformats.org/wordprocessingml/2006/main" xmlns:w14="http://schemas.microsoft.com/office/word/2010/wordml" xmlns:w15="http://schemas.microsoft.com/office/word/2012/wordml" xmlns:w16cei="http://schemas.microsoft.com/office/word/2026/wordml/cei" xmlns:w16cex="http://schemas.microsoft.com/office/word/2018/wordml/cex" xmlns:w16cid="http://schemas.microsoft.com/office/word/2016/wordml/cid" xmlns:w16="http://schemas.microsoft.com/office/word/2018/wordml" xmlns:w16du="http://schemas.microsoft.com/office/word/2023/wordml/word16du" xmlns:w16sdtdh="http://schemas.microsoft.com/office/word/2020/wordml/sdtdatahash" xmlns:w16sdtfl="http://schemas.microsoft.com/office/word/2024/wordml/sdtformatlock" xmlns:w16se="http://schemas.microsoft.com/office/word/2015/wordml/symex" xmlns:wpg="http://schemas.microsoft.com/office/word/2010/wordprocessingGroup" xmlns:wpi="http://schemas.microsoft.com/office/word/2010/wordprocessingInk" xmlns:wne="http://schemas.microsoft.com/office/word/2006/wordml" xmlns:wps="http://schemas.microsoft.com/office/word/2010/wordprocessingShape" mc:Ignorable="w14 w15 w16se w16cid w16 w16cex w16sdtdh w16sdtfl w16du wp14">
+<w:footnotes xmlns:wpc="http://schemas.microsoft.com/office/word/2010/wordprocessingCanvas" xmlns:cx="http://schemas.microsoft.com/office/drawing/2014/chartex" xmlns:cx1="http://schemas.microsoft.com/office/drawing/2015/9/8/chartex" xmlns:cx2="http://schemas.microsoft.com/office/drawing/2015/10/21/chartex" xmlns:cx3="http://schemas.microsoft.com/office/drawing/2016/5/9/chartex" xmlns:cx4="http://schemas.microsoft.com/office/drawing/2016/5/10/chartex" xmlns:cx5="http://schemas.microsoft.com/office/drawing/2016/5/11/chartex" xmlns:cx6="http://schemas.microsoft.com/office/drawing/2016/5/12/chartex" xmlns:cx7="http://schemas.microsoft.com/office/drawing/2016/5/13/chartex" xmlns:cx8="http://schemas.microsoft.com/office/drawing/2016/5/14/chartex" xmlns:mc="http://schemas.openxmlformats.org/markup-compatibility/2006" xmlns:aink="http://schemas.microsoft.com/office/drawing/2016/ink" xmlns:am3d="http://schemas.microsoft.com/office/drawing/2017/model3d" xmlns:o="urn:schemas-microsoft-com:office:office" xmlns:oel="http://schemas.microsoft.com/office/2019/extlst" xmlns:r="http://schemas.openxmlformats.org/officeDocument/2006/relationships" xmlns:m="http://schemas.openxmlformats.org/officeDocument/2006/math" xmlns:v="urn:schemas-microsoft-com:vml" xmlns:wp14="http://schemas.microsoft.com/office/word/2010/wordprocessingDrawing" xmlns:wp="http://schemas.openxmlformats.org/drawingml/2006/wordprocessingDrawing" xmlns:w10="urn:schemas-microsoft-com:office:word" xmlns:w="http://schemas.openxmlformats.org/wordprocessingml/2006/main" xmlns:w14="http://schemas.microsoft.com/office/word/2010/wordml" xmlns:w15="http://schemas.microsoft.com/office/word/2012/wordml" xmlns:w16cex="http://schemas.microsoft.com/office/word/2018/wordml/cex" xmlns:w16cid="http://schemas.microsoft.com/office/word/2016/wordml/cid" xmlns:w16="http://schemas.microsoft.com/office/word/2018/wordml" xmlns:w16du="http://schemas.microsoft.com/office/word/2023/wordml/word16du" xmlns:w16sdtdh="http://schemas.microsoft.com/office/word/2020/wordml/sdtdatahash" xmlns:w16sdtfl="http://schemas.microsoft.com/office/word/2024/wordml/sdtformatlock" xmlns:w16se="http://schemas.microsoft.com/office/word/2015/wordml/symex" xmlns:wpg="http://schemas.microsoft.com/office/word/2010/wordprocessingGroup" xmlns:wpi="http://schemas.microsoft.com/office/word/2010/wordprocessingInk" xmlns:wne="http://schemas.microsoft.com/office/word/2006/wordml" xmlns:wps="http://schemas.microsoft.com/office/word/2010/wordprocessingShape" mc:Ignorable="w14 w15 w16se w16cid w16 w16cex w16sdtdh w16sdtfl w16du wp14">
   <w:footnote w:type="separator" w:id="-1">
     <w:p>
       <w:pPr>
@@ -1046,7 +1001,7 @@
 </file>
 
 <file path=word/numbering.xml><?xml version="1.0" encoding="utf-8"?>
-<w:numbering xmlns:wpc="http://schemas.microsoft.com/office/word/2010/wordprocessingCanvas" xmlns:cx="http://schemas.microsoft.com/office/drawing/2014/chartex" xmlns:cx1="http://schemas.microsoft.com/office/drawing/2015/9/8/chartex" xmlns:cx2="http://schemas.microsoft.com/office/drawing/2015/10/21/chartex" xmlns:cx3="http://schemas.microsoft.com/office/drawing/2016/5/9/chartex" xmlns:cx4="http://schemas.microsoft.com/office/drawing/2016/5/10/chartex" xmlns:cx5="http://schemas.microsoft.com/office/drawing/2016/5/11/chartex" xmlns:cx6="http://schemas.microsoft.com/office/drawing/2016/5/12/chartex" xmlns:cx7="http://schemas.microsoft.com/office/drawing/2016/5/13/chartex" xmlns:cx8="http://schemas.microsoft.com/office/drawing/2016/5/14/chartex" xmlns:mc="http://schemas.openxmlformats.org/markup-compatibility/2006" xmlns:aink="http://schemas.microsoft.com/office/drawing/2016/ink" xmlns:am3d="http://schemas.microsoft.com/office/drawing/2017/model3d" xmlns:o="urn:schemas-microsoft-com:office:office" xmlns:oel="http://schemas.microsoft.com/office/2019/extlst" xmlns:r="http://schemas.openxmlformats.org/officeDocument/2006/relationships" xmlns:m="http://schemas.openxmlformats.org/officeDocument/2006/math" xmlns:v="urn:schemas-microsoft-com:vml" xmlns:wp14="http://schemas.microsoft.com/office/word/2010/wordprocessingDrawing" xmlns:wp="http://schemas.openxmlformats.org/drawingml/2006/wordprocessingDrawing" xmlns:w10="urn:schemas-microsoft-com:office:word" xmlns:w="http://schemas.openxmlformats.org/wordprocessingml/2006/main" xmlns:w14="http://schemas.microsoft.com/office/word/2010/wordml" xmlns:w15="http://schemas.microsoft.com/office/word/2012/wordml" xmlns:w16cei="http://schemas.microsoft.com/office/word/2026/wordml/cei" xmlns:w16cex="http://schemas.microsoft.com/office/word/2018/wordml/cex" xmlns:w16cid="http://schemas.microsoft.com/office/word/2016/wordml/cid" xmlns:w16="http://schemas.microsoft.com/office/word/2018/wordml" xmlns:w16du="http://schemas.microsoft.com/office/word/2023/wordml/word16du" xmlns:w16sdtdh="http://schemas.microsoft.com/office/word/2020/wordml/sdtdatahash" xmlns:w16sdtfl="http://schemas.microsoft.com/office/word/2024/wordml/sdtformatlock" xmlns:w16se="http://schemas.microsoft.com/office/word/2015/wordml/symex" xmlns:wpg="http://schemas.microsoft.com/office/word/2010/wordprocessingGroup" xmlns:wpi="http://schemas.microsoft.com/office/word/2010/wordprocessingInk" xmlns:wne="http://schemas.microsoft.com/office/word/2006/wordml" xmlns:wps="http://schemas.microsoft.com/office/word/2010/wordprocessingShape" mc:Ignorable="w14 w15 w16se w16cid w16 w16cex w16sdtdh w16sdtfl w16du wp14">
+<w:numbering xmlns:wpc="http://schemas.microsoft.com/office/word/2010/wordprocessingCanvas" xmlns:cx="http://schemas.microsoft.com/office/drawing/2014/chartex" xmlns:cx1="http://schemas.microsoft.com/office/drawing/2015/9/8/chartex" xmlns:cx2="http://schemas.microsoft.com/office/drawing/2015/10/21/chartex" xmlns:cx3="http://schemas.microsoft.com/office/drawing/2016/5/9/chartex" xmlns:cx4="http://schemas.microsoft.com/office/drawing/2016/5/10/chartex" xmlns:cx5="http://schemas.microsoft.com/office/drawing/2016/5/11/chartex" xmlns:cx6="http://schemas.microsoft.com/office/drawing/2016/5/12/chartex" xmlns:cx7="http://schemas.microsoft.com/office/drawing/2016/5/13/chartex" xmlns:cx8="http://schemas.microsoft.com/office/drawing/2016/5/14/chartex" xmlns:mc="http://schemas.openxmlformats.org/markup-compatibility/2006" xmlns:aink="http://schemas.microsoft.com/office/drawing/2016/ink" xmlns:am3d="http://schemas.microsoft.com/office/drawing/2017/model3d" xmlns:o="urn:schemas-microsoft-com:office:office" xmlns:oel="http://schemas.microsoft.com/office/2019/extlst" xmlns:r="http://schemas.openxmlformats.org/officeDocument/2006/relationships" xmlns:m="http://schemas.openxmlformats.org/officeDocument/2006/math" xmlns:v="urn:schemas-microsoft-com:vml" xmlns:wp14="http://schemas.microsoft.com/office/word/2010/wordprocessingDrawing" xmlns:wp="http://schemas.openxmlformats.org/drawingml/2006/wordprocessingDrawing" xmlns:w10="urn:schemas-microsoft-com:office:word" xmlns:w="http://schemas.openxmlformats.org/wordprocessingml/2006/main" xmlns:w14="http://schemas.microsoft.com/office/word/2010/wordml" xmlns:w15="http://schemas.microsoft.com/office/word/2012/wordml" xmlns:w16cex="http://schemas.microsoft.com/office/word/2018/wordml/cex" xmlns:w16cid="http://schemas.microsoft.com/office/word/2016/wordml/cid" xmlns:w16="http://schemas.microsoft.com/office/word/2018/wordml" xmlns:w16du="http://schemas.microsoft.com/office/word/2023/wordml/word16du" xmlns:w16sdtdh="http://schemas.microsoft.com/office/word/2020/wordml/sdtdatahash" xmlns:w16sdtfl="http://schemas.microsoft.com/office/word/2024/wordml/sdtformatlock" xmlns:w16se="http://schemas.microsoft.com/office/word/2015/wordml/symex" xmlns:wpg="http://schemas.microsoft.com/office/word/2010/wordprocessingGroup" xmlns:wpi="http://schemas.microsoft.com/office/word/2010/wordprocessingInk" xmlns:wne="http://schemas.microsoft.com/office/word/2006/wordml" xmlns:wps="http://schemas.microsoft.com/office/word/2010/wordprocessingShape" mc:Ignorable="w14 w15 w16se w16cid w16 w16cex w16sdtdh w16sdtfl w16du wp14">
   <w:abstractNum w:abstractNumId="0" w15:restartNumberingAfterBreak="0">
     <w:nsid w:val="04E6218F"/>
     <w:multiLevelType w:val="hybridMultilevel"/>
@@ -3097,6 +3052,7 @@
   <w:style w:type="character" w:default="1" w:styleId="Carpredefinitoparagrafo">
     <w:name w:val="Default Paragraph Font"/>
     <w:uiPriority w:val="1"/>
+    <w:semiHidden/>
     <w:unhideWhenUsed/>
   </w:style>
   <w:style w:type="table" w:default="1" w:styleId="Tabellanormale">
